--- a/Manuscript/RF_LETTER_cell_reports_final.docx
+++ b/Manuscript/RF_LETTER_cell_reports_final.docx
@@ -729,7 +729,21 @@
         <w:rPr>
           <w:rFonts w:ascii="Times New Roman" w:hAnsi="Times New Roman" w:cs="Times New Roman"/>
         </w:rPr>
-        <w:t xml:space="preserve"> Cell Reports. </w:t>
+        <w:t xml:space="preserve"> </w:t>
+      </w:r>
+      <w:r>
+        <w:rPr>
+          <w:rFonts w:ascii="Times New Roman" w:hAnsi="Times New Roman" w:cs="Times New Roman"/>
+          <w:i/>
+          <w:iCs/>
+        </w:rPr>
+        <w:t>Cell Reports</w:t>
+      </w:r>
+      <w:r>
+        <w:rPr>
+          <w:rFonts w:ascii="Times New Roman" w:hAnsi="Times New Roman" w:cs="Times New Roman"/>
+        </w:rPr>
+        <w:t xml:space="preserve">. </w:t>
       </w:r>
     </w:p>
     <w:p>
